--- a/docs/eOne-BC-Fabric-Warehouse-Deployment-Guide.docx
+++ b/docs/eOne-BC-Fabric-Warehouse-Deployment-Guide.docx
@@ -27,7 +27,7 @@
           <w:color w:val="767676"/>
           <w:sz w:val="18"/>
         </w:rPr>
-        <w:t>eOne Integration for Business Central   |   21 September 2026   |   137 tables, 32 views</w:t>
+        <w:t>eOne Integration for Business Central | 21 September 2026 | 137 tables, 32 views</w:t>
       </w:r>
     </w:p>
     <w:p>
